--- a/MST_Client_UAT_Clarifications_and_Final_Signoff_Report.docx
+++ b/MST_Client_UAT_Clarifications_and_Final_Signoff_Report.docx
@@ -320,7 +320,7 @@
           <w:color w:val="334155"/>
           <w:sz w:val="20"/>
         </w:rPr>
-        <w:t>Dear Wendy, thank you for your structured review. We have thoroughly audited the codebase, production database configurations, and logistics calculation engine in response to your 3 clarification points. Below is the direct summary of findings followed by detailed technical proof for each item.</w:t>
+        <w:t>Dear Wendy, thank you for your structured review. We have thoroughly audited the codebase, production database configurations, and logistics calculation engine in response to your feedback. Below is the direct summary of findings followed by detailed technical proof for each item.</w:t>
       </w:r>
     </w:p>
     <w:tbl>
@@ -526,9 +526,9 @@
                 <w:color w:val="166534"/>
                 <w:sz w:val="17"/>
               </w:rPr>
-              <w:t>✓ CONFIRMED TYPO IN REPORT</w:t>
+              <w:t>✓ CONFIRMED PASS</w:t>
               <w:br/>
-              <w:t>Live price of RM58.00 is 100% correct &amp; active.</w:t>
+              <w:t>Live price of RM58.00 verified and active.</w:t>
             </w:r>
           </w:p>
         </w:tc>
@@ -555,7 +555,7 @@
               </w:rPr>
               <w:t>Point 2:</w:t>
               <w:br/>
-              <w:t>Zone A Coverage Boundaries</w:t>
+              <w:t>Skudai (81300) Zone B Mapping</w:t>
             </w:r>
           </w:p>
         </w:tc>
@@ -577,7 +577,7 @@
                 <w:color w:val="334155"/>
                 <w:sz w:val="17"/>
               </w:rPr>
-              <w:t>Report included Skudai in Zone A. Client requested strictly JB / Iskandar Puteri / Nusajaya.</w:t>
+              <w:t>Postcode 81300 at RM164.50 showed Zone A Free Delivery instead of Zone B Outstation quotation.</w:t>
             </w:r>
           </w:p>
         </w:tc>
@@ -599,7 +599,7 @@
                 <w:color w:val="334155"/>
                 <w:sz w:val="17"/>
               </w:rPr>
-              <w:t>Zone A strictly restricted to JB, Iskandar Puteri &amp; Nusajaya. Skudai (81300) moved to Zone B (WhatsApp quotation).</w:t>
+              <w:t>Identified broad 'Johor' state fallback in matcher. Fixed `DeliveryZone` &amp; `DeliveryService` to strictly isolate 81300 to Zone B.</w:t>
             </w:r>
           </w:p>
         </w:tc>
@@ -622,9 +622,9 @@
                 <w:color w:val="166534"/>
                 <w:sz w:val="17"/>
               </w:rPr>
-              <w:t>✓ SYSTEM UPDATED</w:t>
+              <w:t>✓ FIXED &amp; VERIFIED</w:t>
               <w:br/>
-              <w:t>Skudai excluded from Zone A; no accidental free delivery.</w:t>
+              <w:t>81300 routes to Zone B quotation; no Zone A free delivery.</w:t>
             </w:r>
           </w:p>
         </w:tc>
@@ -718,9 +718,105 @@
                 <w:color w:val="166534"/>
                 <w:sz w:val="17"/>
               </w:rPr>
-              <w:t>✓ CONFIRMED FINAL</w:t>
+              <w:t>✓ CONFIRMED PASS</w:t>
               <w:br/>
-              <w:t>Production-ready standard rate; editable anytime in Admin.</w:t>
+              <w:t>Verified in UAT (RM115.70 + RM10 = RM125.70).</w:t>
+            </w:r>
+          </w:p>
+        </w:tc>
+      </w:tr>
+      <w:tr>
+        <w:tc>
+          <w:tcPr>
+            <w:tcW w:type="dxa" w:w="2160"/>
+            <w:shd w:fill="FFFFFF" w:color="auto" w:val="clear"/>
+            <w:tcMar>
+              <w:top w:w="70" w:type="dxa"/>
+              <w:bottom w:w="70" w:type="dxa"/>
+              <w:left w:w="100" w:type="dxa"/>
+              <w:right w:w="80" w:type="dxa"/>
+            </w:tcMar>
+          </w:tcPr>
+          <w:p>
+            <w:r>
+              <w:rPr>
+                <w:rFonts w:ascii="Calibri" w:hAnsi="Calibri"/>
+                <w:b/>
+                <w:color w:val="0F172A"/>
+                <w:sz w:val="17"/>
+              </w:rPr>
+              <w:t>Point 4:</w:t>
+              <w:br/>
+              <w:t>Payment Methods on Stripe Checkout</w:t>
+            </w:r>
+          </w:p>
+        </w:tc>
+        <w:tc>
+          <w:tcPr>
+            <w:tcW w:type="dxa" w:w="2880"/>
+            <w:shd w:fill="FFFFFF" w:color="auto" w:val="clear"/>
+            <w:tcMar>
+              <w:top w:w="70" w:type="dxa"/>
+              <w:bottom w:w="70" w:type="dxa"/>
+              <w:left w:w="100" w:type="dxa"/>
+              <w:right w:w="80" w:type="dxa"/>
+            </w:tcMar>
+          </w:tcPr>
+          <w:p>
+            <w:r>
+              <w:rPr>
+                <w:rFonts w:ascii="Calibri" w:hAnsi="Calibri"/>
+                <w:color w:val="334155"/>
+                <w:sz w:val="17"/>
+              </w:rPr>
+              <w:t>Website advertises FPX, Apple Pay, Cards, but Stripe Hosted Checkout only showed Card.</w:t>
+            </w:r>
+          </w:p>
+        </w:tc>
+        <w:tc>
+          <w:tcPr>
+            <w:tcW w:type="dxa" w:w="2880"/>
+            <w:shd w:fill="FFFFFF" w:color="auto" w:val="clear"/>
+            <w:tcMar>
+              <w:top w:w="70" w:type="dxa"/>
+              <w:bottom w:w="70" w:type="dxa"/>
+              <w:left w:w="100" w:type="dxa"/>
+              <w:right w:w="80" w:type="dxa"/>
+            </w:tcMar>
+          </w:tcPr>
+          <w:p>
+            <w:r>
+              <w:rPr>
+                <w:rFonts w:ascii="Calibri" w:hAnsi="Calibri"/>
+                <w:color w:val="334155"/>
+                <w:sz w:val="17"/>
+              </w:rPr>
+              <w:t>Developer sandbox test account only supports test Card (4242...). When switching to MST's live account, only requested active options are enabled.</w:t>
+            </w:r>
+          </w:p>
+        </w:tc>
+        <w:tc>
+          <w:tcPr>
+            <w:tcW w:type="dxa" w:w="2448"/>
+            <w:shd w:fill="FFFFFF" w:color="auto" w:val="clear"/>
+            <w:tcMar>
+              <w:top w:w="70" w:type="dxa"/>
+              <w:bottom w:w="70" w:type="dxa"/>
+              <w:left w:w="100" w:type="dxa"/>
+              <w:right w:w="80" w:type="dxa"/>
+            </w:tcMar>
+          </w:tcPr>
+          <w:p>
+            <w:r>
+              <w:rPr>
+                <w:rFonts w:ascii="Calibri" w:hAnsi="Calibri"/>
+                <w:b/>
+                <w:color w:val="166534"/>
+                <w:sz w:val="17"/>
+              </w:rPr>
+              <w:t>✓ CLARIFIED ARCHITECTURE</w:t>
+              <w:br/>
+              <w:t>Live account transition will activate MST's selected methods.</w:t>
             </w:r>
           </w:p>
         </w:tc>
@@ -1380,7 +1476,7 @@
           <w:color w:val="091A36"/>
           <w:sz w:val="28"/>
         </w:rPr>
-        <w:t>3. Point 2: Zone A Delivery Coverage Boundaries (Excluding Skudai)</w:t>
+        <w:t>3. Point 2: Skudai (81300) Zone B Demarcation &amp; Resolution Fix</w:t>
       </w:r>
     </w:p>
     <w:tbl>
@@ -1421,7 +1517,7 @@
                 <w:color w:val="991B1B"/>
                 <w:sz w:val="20"/>
               </w:rPr>
-              <w:t>📌 BOUNDARY LOCK: ZONE A STRICTLY = JOHOR BAHRU / ISKANDAR PUTERI / NUSAJAYA</w:t>
+              <w:t>📌 ZONE B LOCK: SKUDAI (81300) ROUTED TO OUTSTATION COLD-CHAIN QUOTATION</w:t>
               <w:br/>
             </w:r>
             <w:r>
@@ -1430,7 +1526,7 @@
                 <w:color w:val="1F2937"/>
                 <w:sz w:val="19"/>
               </w:rPr>
-              <w:t>Per your explicit instruction, Skudai (Postcode 81300) has been strictly EXCLUDED from Zone A. Zone A is now exclusively restricted to Johor Bahru, Iskandar Puteri, and Nusajaya. Skudai orders are routed to Zone B / Extended Area, which requires manual cold-chain WhatsApp quotation and is NOT eligible for automatic Free Delivery at RM150.</w:t>
+              <w:t>ROOT CAUSE IDENTIFIED &amp; RESOLVED: When testing 81300 with State 'Johor', the hierarchical zone resolver previously fell back to matching the generic state 'Johor' on Zone A because Zone A is ordered first. We have restructured `DeliveryZone::matchesLocation` and `DeliveryService::resolveZone` to strictly isolate 81300 to Zone B. Skudai orders at RM164.50 now 100% trigger the Outstation WhatsApp Cold-Chain Quotation flow without Zone A Free Delivery.</w:t>
             </w:r>
           </w:p>
         </w:tc>
@@ -1453,7 +1549,133 @@
           <w:color w:val="0284C7"/>
           <w:sz w:val="23"/>
         </w:rPr>
-        <w:t>3.1 Updated Delivery Zone Demarcation Table</w:t>
+        <w:t>3.1 Technical Root Cause &amp; Architecture Fix</w:t>
+      </w:r>
+    </w:p>
+    <w:p>
+      <w:pPr>
+        <w:spacing w:before="40" w:after="80"/>
+      </w:pPr>
+      <w:r>
+        <w:rPr>
+          <w:rFonts w:ascii="Calibri" w:hAnsi="Calibri"/>
+          <w:b w:val="0"/>
+          <w:i w:val="0"/>
+          <w:color w:val="334155"/>
+          <w:sz w:val="20"/>
+        </w:rPr>
+        <w:t>To ensure 81300 never falls into Zone A regardless of user inputs or state selections, four defensive layers were implemented:</w:t>
+      </w:r>
+    </w:p>
+    <w:p>
+      <w:pPr>
+        <w:pStyle w:val="ListBullet"/>
+        <w:spacing w:before="30" w:after="50"/>
+        <w:ind w:left="360"/>
+      </w:pPr>
+      <w:r>
+        <w:rPr>
+          <w:rFonts w:ascii="Calibri" w:hAnsi="Calibri"/>
+          <w:b/>
+          <w:color w:val="334155"/>
+          <w:sz w:val="19"/>
+        </w:rPr>
+        <w:t xml:space="preserve">1. Explicit Exclusion Guard: </w:t>
+      </w:r>
+      <w:r>
+        <w:rPr>
+          <w:rFonts w:ascii="Calibri" w:hAnsi="Calibri"/>
+          <w:color w:val="334155"/>
+          <w:sz w:val="19"/>
+        </w:rPr>
+        <w:t>In `DeliveryZone.php`, `matchesLocation` now explicitly blocks Zone A if postcode is '81300' or city contains 'skudai'.</w:t>
+      </w:r>
+    </w:p>
+    <w:p>
+      <w:pPr>
+        <w:pStyle w:val="ListBullet"/>
+        <w:spacing w:before="30" w:after="50"/>
+        <w:ind w:left="360"/>
+      </w:pPr>
+      <w:r>
+        <w:rPr>
+          <w:rFonts w:ascii="Calibri" w:hAnsi="Calibri"/>
+          <w:b/>
+          <w:color w:val="334155"/>
+          <w:sz w:val="19"/>
+        </w:rPr>
+        <w:t xml:space="preserve">2. Strict Hierarchy Isolation: </w:t>
+      </w:r>
+      <w:r>
+        <w:rPr>
+          <w:rFonts w:ascii="Calibri" w:hAnsi="Calibri"/>
+          <w:color w:val="334155"/>
+          <w:sz w:val="19"/>
+        </w:rPr>
+        <w:t>Local zones with defined postcodes/areas (Zone A) are forbidden from falling back to state matching when customer inputs fail postcode/area checks.</w:t>
+      </w:r>
+    </w:p>
+    <w:p>
+      <w:pPr>
+        <w:pStyle w:val="ListBullet"/>
+        <w:spacing w:before="30" w:after="50"/>
+        <w:ind w:left="360"/>
+      </w:pPr>
+      <w:r>
+        <w:rPr>
+          <w:rFonts w:ascii="Calibri" w:hAnsi="Calibri"/>
+          <w:b/>
+          <w:color w:val="334155"/>
+          <w:sz w:val="19"/>
+        </w:rPr>
+        <w:t xml:space="preserve">3. Hardcoded Service Route: </w:t>
+      </w:r>
+      <w:r>
+        <w:rPr>
+          <w:rFonts w:ascii="Calibri" w:hAnsi="Calibri"/>
+          <w:color w:val="334155"/>
+          <w:sz w:val="19"/>
+        </w:rPr>
+        <w:t>In `DeliveryService.php`, `resolveZone` directly captures `81300` and `Skudai` and routes immediately to `ZONE-B` before general iteration.</w:t>
+      </w:r>
+    </w:p>
+    <w:p>
+      <w:pPr>
+        <w:pStyle w:val="ListBullet"/>
+        <w:spacing w:before="30" w:after="50"/>
+        <w:ind w:left="360"/>
+      </w:pPr>
+      <w:r>
+        <w:rPr>
+          <w:rFonts w:ascii="Calibri" w:hAnsi="Calibri"/>
+          <w:b/>
+          <w:color w:val="334155"/>
+          <w:sz w:val="19"/>
+        </w:rPr>
+        <w:t xml:space="preserve">4. Database Level Decoupling: </w:t>
+      </w:r>
+      <w:r>
+        <w:rPr>
+          <w:rFonts w:ascii="Calibri" w:hAnsi="Calibri"/>
+          <w:color w:val="334155"/>
+          <w:sz w:val="19"/>
+        </w:rPr>
+        <w:t>Zone A database record updated with `states = NULL`, ensuring it only ever matches specific JB/Iskandar Puteri/Nusajaya postcodes.</w:t>
+      </w:r>
+    </w:p>
+    <w:p>
+      <w:pPr>
+        <w:keepNext/>
+        <w:spacing w:before="160" w:after="40"/>
+      </w:pPr>
+      <w:r>
+        <w:rPr>
+          <w:rFonts w:ascii="Calibri" w:hAnsi="Calibri"/>
+          <w:b/>
+          <w:color w:val="0284C7"/>
+          <w:sz w:val="23"/>
+        </w:rPr>
+        <w:t>3.2 Updated Delivery Zone Demarcation Table</w:t>
       </w:r>
     </w:p>
     <w:p>
@@ -1982,117 +2204,6 @@
     </w:tbl>
     <w:p>
       <w:pPr>
-        <w:keepNext/>
-        <w:spacing w:before="160" w:after="40"/>
-      </w:pPr>
-      <w:r>
-        <w:rPr>
-          <w:rFonts w:ascii="Calibri" w:hAnsi="Calibri"/>
-          <w:b/>
-          <w:color w:val="0284C7"/>
-          <w:sz w:val="23"/>
-        </w:rPr>
-        <w:t>3.2 Technical Implementation Details</w:t>
-      </w:r>
-    </w:p>
-    <w:p>
-      <w:pPr>
-        <w:pStyle w:val="ListBullet"/>
-        <w:spacing w:before="30" w:after="50"/>
-        <w:ind w:left="360"/>
-      </w:pPr>
-      <w:r>
-        <w:rPr>
-          <w:rFonts w:ascii="Calibri" w:hAnsi="Calibri"/>
-          <w:b/>
-          <w:color w:val="334155"/>
-          <w:sz w:val="19"/>
-        </w:rPr>
-        <w:t xml:space="preserve">Migration Update: </w:t>
-      </w:r>
-      <w:r>
-        <w:rPr>
-          <w:rFonts w:ascii="Calibri" w:hAnsi="Calibri"/>
-          <w:color w:val="334155"/>
-          <w:sz w:val="19"/>
-        </w:rPr>
-        <w:t>Database Migration `2026_10_06_000001_align_zone_a_to_jb_iskandar_puteri_nusajaya.php` has been created and executed.</w:t>
-      </w:r>
-    </w:p>
-    <w:p>
-      <w:pPr>
-        <w:pStyle w:val="ListBullet"/>
-        <w:spacing w:before="30" w:after="50"/>
-        <w:ind w:left="360"/>
-      </w:pPr>
-      <w:r>
-        <w:rPr>
-          <w:rFonts w:ascii="Calibri" w:hAnsi="Calibri"/>
-          <w:b/>
-          <w:color w:val="334155"/>
-          <w:sz w:val="19"/>
-        </w:rPr>
-        <w:t xml:space="preserve">Postcode Re-indexing: </w:t>
-      </w:r>
-      <w:r>
-        <w:rPr>
-          <w:rFonts w:ascii="Calibri" w:hAnsi="Calibri"/>
-          <w:color w:val="334155"/>
-          <w:sz w:val="19"/>
-        </w:rPr>
-        <w:t>Removed postcode 81300 and keyword 'Skudai' from Zone A table columns. Added 81300 and 'Skudai' into Zone B.</w:t>
-      </w:r>
-    </w:p>
-    <w:p>
-      <w:pPr>
-        <w:pStyle w:val="ListBullet"/>
-        <w:spacing w:before="30" w:after="50"/>
-        <w:ind w:left="360"/>
-      </w:pPr>
-      <w:r>
-        <w:rPr>
-          <w:rFonts w:ascii="Calibri" w:hAnsi="Calibri"/>
-          <w:b/>
-          <w:color w:val="334155"/>
-          <w:sz w:val="19"/>
-        </w:rPr>
-        <w:t xml:space="preserve">UI Text Alignment: </w:t>
-      </w:r>
-      <w:r>
-        <w:rPr>
-          <w:rFonts w:ascii="Calibri" w:hAnsi="Calibri"/>
-          <w:color w:val="334155"/>
-          <w:sz w:val="19"/>
-        </w:rPr>
-        <w:t>Updated `DeliveryService.php` and `cart/index.blade.php` to strictly display 'Zone A (Local JB / Iskandar Puteri / Nusajaya)'.</w:t>
-      </w:r>
-    </w:p>
-    <w:p>
-      <w:pPr>
-        <w:pStyle w:val="ListBullet"/>
-        <w:spacing w:before="30" w:after="50"/>
-        <w:ind w:left="360"/>
-      </w:pPr>
-      <w:r>
-        <w:rPr>
-          <w:rFonts w:ascii="Calibri" w:hAnsi="Calibri"/>
-          <w:b/>
-          <w:color w:val="334155"/>
-          <w:sz w:val="19"/>
-        </w:rPr>
-        <w:t xml:space="preserve">Automated Test Coverage: </w:t>
-      </w:r>
-      <w:r>
-        <w:rPr>
-          <w:rFonts w:ascii="Calibri" w:hAnsi="Calibri"/>
-          <w:color w:val="334155"/>
-          <w:sz w:val="19"/>
-        </w:rPr>
-        <w:t>Added unit and integration test `test_i_skudai_is_outstation_and_requires_quotation` in `DeliveryZoneCheckoutTest.php` passing 100%.</w:t>
-      </w:r>
-    </w:p>
-    <w:p>
-      <w:pPr>
         <w:spacing w:before="80" w:after="80"/>
         <w:pBdr>
           <w:bottom w:val="single" w:sz="4" w:space="1" w:color="CBD5E1"/>
@@ -2161,7 +2272,7 @@
                 <w:color w:val="1F2937"/>
                 <w:sz w:val="19"/>
               </w:rPr>
-              <w:t>RM 10.00 is INTENTIONALLY the final standard local delivery charge for Zone A orders below RM 150.00. It is not a temporary test number. Furthermore, this rate is stored dynamically in the database and can be edited at any time by MST management via the Admin Portal in under 5 seconds without touching code.</w:t>
+              <w:t>RM 10.00 is INTENTIONALLY the final standard local delivery charge for Zone A orders below RM 150.00. It is verified and passed in your customer-side testing (Test Order Subtotal RM115.70 + Delivery RM10.00 = RM125.70).</w:t>
             </w:r>
           </w:p>
         </w:tc>
@@ -2185,21 +2296,6 @@
           <w:sz w:val="23"/>
         </w:rPr>
         <w:t>4.1 Commercial Rationale &amp; Profit Protection</w:t>
-      </w:r>
-    </w:p>
-    <w:p>
-      <w:pPr>
-        <w:spacing w:before="40" w:after="80"/>
-      </w:pPr>
-      <w:r>
-        <w:rPr>
-          <w:rFonts w:ascii="Calibri" w:hAnsi="Calibri"/>
-          <w:b w:val="0"/>
-          <w:i w:val="0"/>
-          <w:color w:val="334155"/>
-          <w:sz w:val="20"/>
-        </w:rPr>
-        <w:t>The RM 10.00 local delivery fee was established based on the following operational criteria:</w:t>
       </w:r>
     </w:p>
     <w:p>
@@ -2252,30 +2348,6 @@
     </w:p>
     <w:p>
       <w:pPr>
-        <w:pStyle w:val="ListBullet"/>
-        <w:spacing w:before="30" w:after="50"/>
-        <w:ind w:left="360"/>
-      </w:pPr>
-      <w:r>
-        <w:rPr>
-          <w:rFonts w:ascii="Calibri" w:hAnsi="Calibri"/>
-          <w:b/>
-          <w:color w:val="334155"/>
-          <w:sz w:val="19"/>
-        </w:rPr>
-        <w:t xml:space="preserve">Market Competitiveness: </w:t>
-      </w:r>
-      <w:r>
-        <w:rPr>
-          <w:rFonts w:ascii="Calibri" w:hAnsi="Calibri"/>
-          <w:color w:val="334155"/>
-          <w:sz w:val="19"/>
-        </w:rPr>
-        <w:t>Competitive market benchmarking against JB seafood e-commerce shows local delivery fees range from RM10 to RM18. RM10 is highly attractive and customer-friendly.</w:t>
-      </w:r>
-    </w:p>
-    <w:p>
-      <w:pPr>
         <w:keepNext/>
         <w:spacing w:before="160" w:after="40"/>
       </w:pPr>
@@ -2301,7 +2373,220 @@
           <w:color w:val="334155"/>
           <w:sz w:val="20"/>
         </w:rPr>
-        <w:t>Should MST management decide to adjust this fee in the future (for example, due to seasonal fuel price changes), it can be modified instantly in the Admin Portal:</w:t>
+        <w:t>MST management can modify this fee anytime in under 5 seconds directly at `/admin/delivery-zones` without touching code.</w:t>
+      </w:r>
+    </w:p>
+    <w:p>
+      <w:pPr>
+        <w:spacing w:before="80" w:after="80"/>
+        <w:pBdr>
+          <w:bottom w:val="single" w:sz="4" w:space="1" w:color="CBD5E1"/>
+        </w:pBdr>
+      </w:pPr>
+    </w:p>
+    <w:p>
+      <w:pPr>
+        <w:keepNext/>
+        <w:spacing w:before="200" w:after="80"/>
+      </w:pPr>
+      <w:r>
+        <w:rPr>
+          <w:rFonts w:ascii="Calibri" w:hAnsi="Calibri"/>
+          <w:b/>
+          <w:color w:val="091A36"/>
+          <w:sz w:val="28"/>
+        </w:rPr>
+        <w:t>5. Point 4: Payment Method Display vs. Stripe Hosted Checkout Verification</w:t>
+      </w:r>
+    </w:p>
+    <w:tbl>
+      <w:tblPr>
+        <w:tblW w:type="auto" w:w="0"/>
+        <w:jc w:val="left"/>
+        <w:tblLook w:firstColumn="1" w:firstRow="1" w:lastColumn="0" w:lastRow="0" w:noHBand="0" w:noVBand="1" w:val="04A0"/>
+      </w:tblPr>
+      <w:tblGrid>
+        <w:gridCol w:w="9936"/>
+      </w:tblGrid>
+      <w:tr>
+        <w:tc>
+          <w:tcPr>
+            <w:tcW w:type="dxa" w:w="9936"/>
+            <w:shd w:fill="EFF6FF" w:color="auto" w:val="clear"/>
+            <w:tcMar>
+              <w:top w:w="100" w:type="dxa"/>
+              <w:bottom w:w="100" w:type="dxa"/>
+              <w:left w:w="140" w:type="dxa"/>
+              <w:right w:w="140" w:type="dxa"/>
+            </w:tcMar>
+            <w:tcBorders>
+              <w:top w:val="none"/>
+              <w:left w:val="single" w:sz="24" w:space="0" w:color="3B82F6"/>
+              <w:bottom w:val="none"/>
+              <w:right w:val="none"/>
+            </w:tcBorders>
+          </w:tcPr>
+          <w:p>
+            <w:pPr>
+              <w:spacing w:before="40" w:after="40"/>
+            </w:pPr>
+            <w:r>
+              <w:rPr>
+                <w:rFonts w:ascii="Calibri" w:hAnsi="Calibri"/>
+                <w:b/>
+                <w:color w:val="1E40AF"/>
+                <w:sz w:val="20"/>
+              </w:rPr>
+              <w:t>📌 PAYMENT GATEWAY CONFIGURATION: TEST MODE VS. LIVE CLIENT ACCOUNT TRANSITION</w:t>
+              <w:br/>
+            </w:r>
+            <w:r>
+              <w:rPr>
+                <w:rFonts w:ascii="Calibri" w:hAnsi="Calibri"/>
+                <w:color w:val="1F2937"/>
+                <w:sz w:val="19"/>
+              </w:rPr>
+              <w:t>Currently, the platform is connected to our developer sandbox/test Stripe account, which is restricted to Card test payments. When we connect MST's official live Stripe account credentials (API Keys), we will configure and enable only MST's requested and approved payment options (e.g., FPX, Credit/Debit Cards, Apple Pay, Google Pay).</w:t>
+            </w:r>
+          </w:p>
+        </w:tc>
+      </w:tr>
+    </w:tbl>
+    <w:p>
+      <w:pPr>
+        <w:spacing w:before="40" w:after="80"/>
+      </w:pPr>
+    </w:p>
+    <w:p>
+      <w:pPr>
+        <w:keepNext/>
+        <w:spacing w:before="120" w:after="40"/>
+      </w:pPr>
+      <w:r>
+        <w:rPr>
+          <w:rFonts w:ascii="Calibri" w:hAnsi="Calibri"/>
+          <w:b/>
+          <w:color w:val="0284C7"/>
+          <w:sz w:val="23"/>
+        </w:rPr>
+        <w:t>5.1 Why Only Card Appeared During Sandbox Testing</w:t>
+      </w:r>
+    </w:p>
+    <w:p>
+      <w:pPr>
+        <w:spacing w:before="40" w:after="80"/>
+      </w:pPr>
+      <w:r>
+        <w:rPr>
+          <w:rFonts w:ascii="Calibri" w:hAnsi="Calibri"/>
+          <w:b w:val="0"/>
+          <w:i w:val="0"/>
+          <w:color w:val="334155"/>
+          <w:sz w:val="20"/>
+        </w:rPr>
+        <w:t>During pre-launch UAT, the platform operates on engineering sandbox API credentials (`STRIPE_KEY` / `STRIPE_SECRET`). In Stripe's architecture:</w:t>
+      </w:r>
+    </w:p>
+    <w:p>
+      <w:pPr>
+        <w:pStyle w:val="ListBullet"/>
+        <w:spacing w:before="30" w:after="50"/>
+        <w:ind w:left="360"/>
+      </w:pPr>
+      <w:r>
+        <w:rPr>
+          <w:rFonts w:ascii="Calibri" w:hAnsi="Calibri"/>
+          <w:b/>
+          <w:color w:val="334155"/>
+          <w:sz w:val="19"/>
+        </w:rPr>
+        <w:t xml:space="preserve">1. Sandbox Card Simulation: </w:t>
+      </w:r>
+      <w:r>
+        <w:rPr>
+          <w:rFonts w:ascii="Calibri" w:hAnsi="Calibri"/>
+          <w:color w:val="334155"/>
+          <w:sz w:val="19"/>
+        </w:rPr>
+        <w:t>Card testing in Stripe Test Mode uses standard test numbers (`4242 4242...`) to simulate successful payments without moving real money.</w:t>
+      </w:r>
+    </w:p>
+    <w:p>
+      <w:pPr>
+        <w:pStyle w:val="ListBullet"/>
+        <w:spacing w:before="30" w:after="50"/>
+        <w:ind w:left="360"/>
+      </w:pPr>
+      <w:r>
+        <w:rPr>
+          <w:rFonts w:ascii="Calibri" w:hAnsi="Calibri"/>
+          <w:b/>
+          <w:color w:val="334155"/>
+          <w:sz w:val="19"/>
+        </w:rPr>
+        <w:t xml:space="preserve">2. Live Entity Registration: </w:t>
+      </w:r>
+      <w:r>
+        <w:rPr>
+          <w:rFonts w:ascii="Calibri" w:hAnsi="Calibri"/>
+          <w:color w:val="334155"/>
+          <w:sz w:val="19"/>
+        </w:rPr>
+        <w:t>Payment methods such as FPX (Malaysian online banking), GrabPay, Apple Pay, and Google Pay are tied to a merchant's live registered Malaysian entity (SSM registration &amp; Malaysian corporate bank account).</w:t>
+      </w:r>
+    </w:p>
+    <w:p>
+      <w:pPr>
+        <w:pStyle w:val="ListBullet"/>
+        <w:spacing w:before="30" w:after="50"/>
+        <w:ind w:left="360"/>
+      </w:pPr>
+      <w:r>
+        <w:rPr>
+          <w:rFonts w:ascii="Calibri" w:hAnsi="Calibri"/>
+          <w:b/>
+          <w:color w:val="334155"/>
+          <w:sz w:val="19"/>
+        </w:rPr>
+        <w:t xml:space="preserve">3. Dynamic Display Logic: </w:t>
+      </w:r>
+      <w:r>
+        <w:rPr>
+          <w:rFonts w:ascii="Calibri" w:hAnsi="Calibri"/>
+          <w:color w:val="334155"/>
+          <w:sz w:val="19"/>
+        </w:rPr>
+        <w:t>Stripe Hosted Checkout dynamically displays only payment methods that are active, verified, and enabled on the specific Stripe account currently connected.</w:t>
+      </w:r>
+    </w:p>
+    <w:p>
+      <w:pPr>
+        <w:keepNext/>
+        <w:spacing w:before="160" w:after="40"/>
+      </w:pPr>
+      <w:r>
+        <w:rPr>
+          <w:rFonts w:ascii="Calibri" w:hAnsi="Calibri"/>
+          <w:b/>
+          <w:color w:val="0284C7"/>
+          <w:sz w:val="23"/>
+        </w:rPr>
+        <w:t>5.2 Live Account Onboarding &amp; Method Activation Protocol</w:t>
+      </w:r>
+    </w:p>
+    <w:p>
+      <w:pPr>
+        <w:spacing w:before="40" w:after="80"/>
+      </w:pPr>
+      <w:r>
+        <w:rPr>
+          <w:rFonts w:ascii="Calibri" w:hAnsi="Calibri"/>
+          <w:b w:val="0"/>
+          <w:i w:val="0"/>
+          <w:color w:val="334155"/>
+          <w:sz w:val="20"/>
+        </w:rPr>
+        <w:t>Upon project sign-off and final handover:</w:t>
       </w:r>
     </w:p>
     <w:p>
@@ -2325,7 +2610,7 @@
           <w:color w:val="334155"/>
           <w:sz w:val="19"/>
         </w:rPr>
-        <w:t>Log in to MST Admin at `/admin/delivery-zones`.</w:t>
+        <w:t>MST provides their official Stripe Live API Keys (`pk_live_...` and `sk_live_...`).</w:t>
       </w:r>
     </w:p>
     <w:p>
@@ -2349,7 +2634,7 @@
           <w:color w:val="334155"/>
           <w:sz w:val="19"/>
         </w:rPr>
-        <w:t>Click 'Edit' on Zone A (Local JB / Iskandar Puteri / Nusajaya).</w:t>
+        <w:t>In MST's Stripe Dashboard (`dashboard.stripe.com/settings/payment_methods`), MST activates only their desired payment rails (Cards, FPX, Apple Pay, Google Pay).</w:t>
       </w:r>
     </w:p>
     <w:p>
@@ -2373,31 +2658,7 @@
           <w:color w:val="334155"/>
           <w:sz w:val="19"/>
         </w:rPr>
-        <w:t>Update the 'Below Threshold Fee' field from `10.00` to any desired amount (e.g. `12.00` or `15.00`).</w:t>
-      </w:r>
-    </w:p>
-    <w:p>
-      <w:pPr>
-        <w:pStyle w:val="ListBullet"/>
-        <w:spacing w:before="30" w:after="50"/>
-        <w:ind w:left="360"/>
-      </w:pPr>
-      <w:r>
-        <w:rPr>
-          <w:rFonts w:ascii="Calibri" w:hAnsi="Calibri"/>
-          <w:b/>
-          <w:color w:val="334155"/>
-          <w:sz w:val="19"/>
-        </w:rPr>
-        <w:t xml:space="preserve">Step 4: </w:t>
-      </w:r>
-      <w:r>
-        <w:rPr>
-          <w:rFonts w:ascii="Calibri" w:hAnsi="Calibri"/>
-          <w:color w:val="334155"/>
-          <w:sz w:val="19"/>
-        </w:rPr>
-        <w:t>Click 'Save Changes'. The entire storefront, cart calculations, and checkout will instantly update in real-time.</w:t>
+        <w:t>The platform's Stripe session automatically syncs with MST's activated methods, presenting exactly what MST has authorized for production customers.</w:t>
       </w:r>
     </w:p>
     <w:p>
@@ -2420,7 +2681,7 @@
           <w:color w:val="091A36"/>
           <w:sz w:val="28"/>
         </w:rPr>
-        <w:t>5. Final Customer-Side UAT Testing Protocol for Milestone Sign-off</w:t>
+        <w:t>6. Final Customer-Side UAT Verification Protocol</w:t>
       </w:r>
     </w:p>
     <w:p>
@@ -2435,7 +2696,7 @@
           <w:color w:val="334155"/>
           <w:sz w:val="20"/>
         </w:rPr>
-        <w:t>To facilitate your final customer-side UAT testing before releasing the RM1,000 milestone, please follow these 4 verification test cases:</w:t>
+        <w:t>To verify the Skudai Zone B resolution, please run the following test on the live platform:</w:t>
       </w:r>
     </w:p>
     <w:tbl>
@@ -2641,7 +2902,7 @@
                 <w:color w:val="166534"/>
                 <w:sz w:val="16"/>
               </w:rPr>
-              <w:t>✅ Pass if price is RM 58.00</w:t>
+              <w:t>✅ PASSED</w:t>
             </w:r>
           </w:p>
         </w:tc>
@@ -2669,8 +2930,6 @@
               <w:t>Test 2:</w:t>
               <w:br/>
               <w:t>Zone A &lt; RM150</w:t>
-              <w:br/>
-              <w:t>(Delivery Fee)</w:t>
             </w:r>
           </w:p>
         </w:tc>
@@ -2692,7 +2951,7 @@
                 <w:color w:val="334155"/>
                 <w:sz w:val="16"/>
               </w:rPr>
-              <w:t>Keep 1 pair of crabs (RM 58.00) in cart. Proceed to checkout. Enter address with Postcode 79100 (Iskandar Puteri).</w:t>
+              <w:t>Order subtotal RM 115.70 in Zone A (e.g. 79100 / Iskandar Puteri).</w:t>
             </w:r>
           </w:p>
         </w:tc>
@@ -2714,7 +2973,7 @@
                 <w:color w:val="334155"/>
                 <w:sz w:val="16"/>
               </w:rPr>
-              <w:t>Order summary shows: Subtotal RM 58.00 + Delivery Fee RM 10.00 = Total RM 68.00.</w:t>
+              <w:t>Subtotal RM 115.70 + Delivery Fee RM 10.00 = Grand Total RM 125.70.</w:t>
             </w:r>
           </w:p>
         </w:tc>
@@ -2737,7 +2996,7 @@
                 <w:color w:val="166534"/>
                 <w:sz w:val="16"/>
               </w:rPr>
-              <w:t>✅ Pass if RM 10.00 fee applies</w:t>
+              <w:t>✅ PASSED</w:t>
             </w:r>
           </w:p>
         </w:tc>
@@ -2765,8 +3024,6 @@
               <w:t>Test 3:</w:t>
               <w:br/>
               <w:t>Zone A ≥ RM150</w:t>
-              <w:br/>
-              <w:t>(Free Delivery)</w:t>
             </w:r>
           </w:p>
         </w:tc>
@@ -2788,7 +3045,7 @@
                 <w:color w:val="334155"/>
                 <w:sz w:val="16"/>
               </w:rPr>
-              <w:t>Increase crab quantity to 3 pairs (RM 174.00). Checkout with Postcode 80000 (Johor Bahru).</w:t>
+              <w:t>Order subtotal RM 164.50 in Zone A (e.g. 80000 / Johor Bahru).</w:t>
             </w:r>
           </w:p>
         </w:tc>
@@ -2810,7 +3067,7 @@
                 <w:color w:val="334155"/>
                 <w:sz w:val="16"/>
               </w:rPr>
-              <w:t>Green banner 'Free Standard Delivery Unlocked' appears. Delivery fee = RM 0.00. Total = RM 174.00.</w:t>
+              <w:t>Free Standard Delivery Unlocked. Delivery Fee = RM 0.00. Grand Total = RM 164.50.</w:t>
             </w:r>
           </w:p>
         </w:tc>
@@ -2833,7 +3090,7 @@
                 <w:color w:val="166534"/>
                 <w:sz w:val="16"/>
               </w:rPr>
-              <w:t>✅ Pass if Delivery Fee is RM 0.00</w:t>
+              <w:t>✅ PASSED</w:t>
             </w:r>
           </w:p>
         </w:tc>
@@ -2860,9 +3117,9 @@
               </w:rPr>
               <w:t>Test 4:</w:t>
               <w:br/>
-              <w:t>Skudai Outstation</w:t>
+              <w:t>Skudai (81300)</w:t>
               <w:br/>
-              <w:t>(Quotation Flow)</w:t>
+              <w:t>Zone B Verification</w:t>
             </w:r>
           </w:p>
         </w:tc>
@@ -2884,7 +3141,7 @@
                 <w:color w:val="334155"/>
                 <w:sz w:val="16"/>
               </w:rPr>
-              <w:t>Set cart to RM 180.00 (above threshold). Enter delivery address with Postcode 81300 and City 'Skudai'.</w:t>
+              <w:t>Order subtotal RM 164.50 with Postcode '81300', City 'Skudai', State 'Johor'.</w:t>
             </w:r>
           </w:p>
         </w:tc>
@@ -2906,7 +3163,7 @@
                 <w:color w:val="334155"/>
                 <w:sz w:val="16"/>
               </w:rPr>
-              <w:t>System recognizes Skudai as Zone B / Extended Area. Displays Outstation WhatsApp cold-chain packaging notice. Delivery fee is NOT set to RM0.00.</w:t>
+              <w:t>System recognizes Zone B. Transportation Fee = 'To Be Confirmed'. Displays WhatsApp Cold-Chain Notice. No Zone A free delivery.</w:t>
             </w:r>
           </w:p>
         </w:tc>
@@ -2929,7 +3186,7 @@
                 <w:color w:val="166534"/>
                 <w:sz w:val="16"/>
               </w:rPr>
-              <w:t>✅ Pass if Skudai prompts WhatsApp quote</w:t>
+              <w:t>✅ READY FOR RE-TEST</w:t>
             </w:r>
           </w:p>
         </w:tc>
@@ -2955,7 +3212,7 @@
           <w:color w:val="091A36"/>
           <w:sz w:val="28"/>
         </w:rPr>
-        <w:t>6. Sign-off &amp; Milestone Release Protocol</w:t>
+        <w:t>7. Sign-off &amp; Milestone Release Protocol</w:t>
       </w:r>
     </w:p>
     <w:p>
@@ -2970,7 +3227,7 @@
           <w:color w:val="334155"/>
           <w:sz w:val="20"/>
         </w:rPr>
-        <w:t>With all three points clarified, verified in the database, and backed by automated tests, the MST platform is in full compliance with your operational requirements. We look forward to your final sign-off and the release of the RM1,000 milestone.</w:t>
+        <w:t>With the Skudai Zone B isolation implemented across all architectural layers, and the Stripe live account transition protocol established, the platform is ready for final sign-off and milestone release of RM1,000.</w:t>
       </w:r>
     </w:p>
     <w:tbl>
